--- a/docs/en/intsvy.docx
+++ b/docs/en/intsvy.docx
@@ -27,22 +27,16 @@
     </w:p>
     <w:p>
       <w:pPr>
-        <w:pStyle w:val="Subtitle"/>
-      </w:pPr>
-      <w:r>
-        <w:t xml:space="preserve">User Guide</w:t>
+        <w:pStyle w:val="Author"/>
+      </w:pPr>
+      <w:r>
+        <w:t xml:space="preserve">Mateusz Kleczaj (m.kleczaj@ibe.edu.pl)</w:t>
       </w:r>
     </w:p>
     <w:p>
       <w:pPr>
         <w:pStyle w:val="Author"/>
       </w:pPr>
-      <w:r>
-        <w:t xml:space="preserve">Mateusz Kleczaj (m.kleczaj@ibe.edu.pl)</w:t>
-      </w:r>
-      <w:r>
-        <w:t xml:space="preserve"> </w:t>
-      </w:r>
       <w:r>
         <w:t xml:space="preserve">Jan Szczypiński (j.szczypinski@ibe.edu.pl)</w:t>
       </w:r>
